--- a/02_DAF02/DAF02 - Module 6 - Exploratory Data.docx
+++ b/02_DAF02/DAF02 - Module 6 - Exploratory Data.docx
@@ -4,6 +4,9 @@
   <w:body>
     <w:p>
       <w:r>
+        <w:rPr>
+          <w:noProof/>
+        </w:rPr>
         <w:drawing>
           <wp:inline distT="0" distB="0" distL="0" distR="0" wp14:anchorId="5667E202" wp14:editId="6A563FF7">
             <wp:extent cx="3477110" cy="4505954"/>
@@ -43,6 +46,9 @@
     </w:p>
     <w:p>
       <w:r>
+        <w:rPr>
+          <w:noProof/>
+        </w:rPr>
         <w:lastRenderedPageBreak/>
         <w:drawing>
           <wp:inline distT="0" distB="0" distL="0" distR="0" wp14:anchorId="37E883EA" wp14:editId="6E196A04">
@@ -83,6 +89,9 @@
     </w:p>
     <w:p>
       <w:r>
+        <w:rPr>
+          <w:noProof/>
+        </w:rPr>
         <w:lastRenderedPageBreak/>
         <w:drawing>
           <wp:inline distT="0" distB="0" distL="0" distR="0" wp14:anchorId="2DB271B6" wp14:editId="31C12FE1">
@@ -123,6 +132,9 @@
     </w:p>
     <w:p>
       <w:r>
+        <w:rPr>
+          <w:noProof/>
+        </w:rPr>
         <w:lastRenderedPageBreak/>
         <w:drawing>
           <wp:inline distT="0" distB="0" distL="0" distR="0" wp14:anchorId="2CB6E1E1" wp14:editId="7F043732">
@@ -163,6 +175,9 @@
     </w:p>
     <w:p>
       <w:r>
+        <w:rPr>
+          <w:noProof/>
+        </w:rPr>
         <w:lastRenderedPageBreak/>
         <w:drawing>
           <wp:inline distT="0" distB="0" distL="0" distR="0" wp14:anchorId="6A035338" wp14:editId="2DE1E631">
@@ -203,6 +218,9 @@
     </w:p>
     <w:p>
       <w:r>
+        <w:rPr>
+          <w:noProof/>
+        </w:rPr>
         <w:drawing>
           <wp:inline distT="0" distB="0" distL="0" distR="0" wp14:anchorId="63B05AFA" wp14:editId="7F9F1457">
             <wp:extent cx="3610479" cy="2133898"/>
@@ -242,10 +260,10 @@
     </w:p>
     <w:p>
       <w:r>
+        <w:rPr>
+          <w:noProof/>
+        </w:rPr>
         <w:lastRenderedPageBreak/>
-        <w:t>#</w:t>
-      </w:r>
-      <w:r>
         <w:drawing>
           <wp:inline distT="0" distB="0" distL="0" distR="0" wp14:anchorId="3EC6331B" wp14:editId="54A361EF">
             <wp:extent cx="5839640" cy="2010056"/>
@@ -285,6 +303,9 @@
     </w:p>
     <w:p>
       <w:r>
+        <w:rPr>
+          <w:noProof/>
+        </w:rPr>
         <w:lastRenderedPageBreak/>
         <w:drawing>
           <wp:inline distT="0" distB="0" distL="0" distR="0" wp14:anchorId="3420CE8A" wp14:editId="69A05521">
@@ -325,6 +346,9 @@
     </w:p>
     <w:p>
       <w:r>
+        <w:rPr>
+          <w:noProof/>
+        </w:rPr>
         <w:lastRenderedPageBreak/>
         <w:drawing>
           <wp:inline distT="0" distB="0" distL="0" distR="0" wp14:anchorId="63C357E6" wp14:editId="5810086A">
@@ -365,6 +389,9 @@
     </w:p>
     <w:p>
       <w:r>
+        <w:rPr>
+          <w:noProof/>
+        </w:rPr>
         <w:drawing>
           <wp:inline distT="0" distB="0" distL="0" distR="0" wp14:anchorId="379AD47C" wp14:editId="49D65F67">
             <wp:extent cx="5163271" cy="2514951"/>
@@ -404,6 +431,9 @@
     </w:p>
     <w:p>
       <w:r>
+        <w:rPr>
+          <w:noProof/>
+        </w:rPr>
         <w:lastRenderedPageBreak/>
         <w:drawing>
           <wp:inline distT="0" distB="0" distL="0" distR="0" wp14:anchorId="5201DCBA" wp14:editId="2C7DAA95">
@@ -444,6 +474,9 @@
     </w:p>
     <w:p>
       <w:r>
+        <w:rPr>
+          <w:noProof/>
+        </w:rPr>
         <w:lastRenderedPageBreak/>
         <w:drawing>
           <wp:inline distT="0" distB="0" distL="0" distR="0" wp14:anchorId="7DB03D88" wp14:editId="6D358B5B">
@@ -484,6 +517,9 @@
     </w:p>
     <w:p>
       <w:r>
+        <w:rPr>
+          <w:noProof/>
+        </w:rPr>
         <w:lastRenderedPageBreak/>
         <w:drawing>
           <wp:inline distT="0" distB="0" distL="0" distR="0" wp14:anchorId="263181DC" wp14:editId="544FA791">
@@ -524,6 +560,9 @@
     </w:p>
     <w:p>
       <w:r>
+        <w:rPr>
+          <w:noProof/>
+        </w:rPr>
         <w:lastRenderedPageBreak/>
         <w:drawing>
           <wp:inline distT="0" distB="0" distL="0" distR="0" wp14:anchorId="00909FD2" wp14:editId="474FFD00">
